--- a/example_articles/states/Kansas/2.states_Kansas_New_York_Times.docx
+++ b/example_articles/states/Kansas/2.states_Kansas_New_York_Times.docx
@@ -27,17 +27,17 @@
     </w:p>
     <w:p>
       <w:r>
-        <w:t>Source File: NYT/51.DOCX</w:t>
+        <w:t>Source file: NYT/51.DOCX</w:t>
       </w:r>
     </w:p>
     <w:p>
       <w:r>
-        <w:t>Raw locations result: ['Kansas']</w:t>
+        <w:t>Raw locations result, 'locations': ['Kansas']</w:t>
       </w:r>
     </w:p>
     <w:p>
       <w:r>
-        <w:t>states_stand_flat (Standardized): Kansas</w:t>
+        <w:t>Standardized locations result, 'states_stand_flat': Kansas</w:t>
       </w:r>
     </w:p>
     <w:p>

--- a/example_articles/states/Kansas/2.states_Kansas_New_York_Times.docx
+++ b/example_articles/states/Kansas/2.states_Kansas_New_York_Times.docx
@@ -7,7 +7,7 @@
         <w:pStyle w:val="Heading1"/>
       </w:pPr>
       <w:r>
-        <w:t>Turning the High Line Into  The High Life - Correction Appended</w:t>
+        <w:t>Sons Caught Between Their Dreams and Their Duties</w:t>
       </w:r>
     </w:p>
     <w:p>
@@ -17,17 +17,17 @@
     </w:p>
     <w:p>
       <w:r>
-        <w:t>Date: 2005-12-18</w:t>
+        <w:t>Date: 2009-10-06</w:t>
       </w:r>
     </w:p>
     <w:p>
       <w:r>
-        <w:t>Section: Section 11; Column 4; Real Estate Desk; Pg. 1</w:t>
+        <w:t>Section: Section C; Column 0; The Arts/Cultural Desk; Pg. 2; THEATER REVIEW 'BROKE-OLOGY'</w:t>
       </w:r>
     </w:p>
     <w:p>
       <w:r>
-        <w:t>Source file: NYT/51.DOCX</w:t>
+        <w:t>Source file: NYT/36.DOCX</w:t>
       </w:r>
     </w:p>
     <w:p>
@@ -49,85 +49,42 @@
     </w:p>
     <w:p>
       <w:r>
-        <w:t xml:space="preserve">SAY bye-bye to the parking lots along 10th Avenue, between 14th and 30th Streets, and maybe a few of the chaotic clubs and bars on the side streets. Bid adieu to the rough-and-tumble allure of taxi garages and the fringe of weeds running the length of the High Line, the derelict but irresistibly charming dinosaur of an elevated railroad that is the backbone of West Chelsea's thriving gallery scene. </w:t>
+        <w:t>The fraying family has been a staple of the national stage almost since the American theater grew up in the early 20th century. The genre's durability is tested yet again in ''Broke-ology,''   a well-observed but underpowered play by Nathan Louis Jackson about the strains eating away at the unity of a small, tight-knit black family in Kansas City, Kan.</w:t>
         <w:br/>
-        <w:t xml:space="preserve">  Say hello to designer buildings, valet parking, concierges, meditation gardens and, oh yes, lines of limos jockeying for position outside the borough's trendiest new restaurants branded by celebrity chefs like Mario Batali, Tom Colicchio and Masaharu Morimoto.</w:t>
+        <w:t xml:space="preserve">  Mr. Jackson's warm, lightly comic drama, which opened on Monday night at the Mitzi E. Newhouse Theater under the auspices of Lincoln Center Theater, does not really gain much steam until late in the first act. The play's depiction of a simmering confrontation between two sons over the care of their ailing father rises to a compelling dramatic pitch only in the final scenes. But Mr. Jackson writes easygoing, believable dialogue, and the play is moving in its exploration of how time and circumstance  -- and the hard fact of poverty  --  can diminish hope, divide loving siblings and ultimately extinguish life itself.</w:t>
         <w:br/>
-        <w:t xml:space="preserve">The heady grit-and-glamour cocktail that New Yorkers so love about the meatpacking district is about to expand northward -- although perhaps with more glamour than grit in the final equation -- as the city's major developers snatch up any and all available parcels along the High Line and start work on a planned 5,500 units of housing, all but 1,100 of them for the fabulously well-heeled. </w:t>
+        <w:t xml:space="preserve">  A brief, insubstantial prologue, set in 1982, introduces us to William and Sonia King (Wendell Pierce and Crystal A. Dickinson), who are expecting their first child. Shadows of the bars on the windows can be seen through the frilled curtains of their homey, cluttered house.  (The set by Donyale Werle is remarkable for its lived-in detailing, right down to the upside-down ketchup bottle in the refrigerator door.) As they settle into each other's arms for a nap, Sonia speaks with hope of a happier future, when the family will live in a larger house and their children ''will grow up to be wise and live lives that make us proud.'' </w:t>
         <w:br/>
-        <w:t xml:space="preserve">  Zoning changes made final last summer have won praise for how they put the spotlight on the elevated 22-block park the High Line is to become and protect the estimated 200 galleries while allowing extensive luxury residential development. Height limitations and required setbacks on some new buildings will complement the 66-year-old structure and conserve views of it, while preserving some of the light and open spaces that have defined the neighborhood. Work on the High Line is to begin next year, with the first phase scheduled to be completed by 2008.</w:t>
+        <w:t xml:space="preserve">  Life has other plans for the King family, unfortunately. The summer of 2009 finds William a widower of 15 years with an increasingly debilitating case of multiple sclerosis. His two grown sons, the jovial, cocky Ennis (Francois Battiste) and the more serious-minded Malcolm (Alano Miller), try to cheer him with a game of dominoes, but the state of William's health, and the prospects for his future, are on everyone's mind. </w:t>
         <w:br/>
-        <w:t xml:space="preserve">  Alf Naman, a principal with Alf Naman Real Estate Advisors, plans four projects and is considering a fifth along the High Line, which the city officially took possession of last month from CSX Transportation.</w:t>
+        <w:t xml:space="preserve">  Neither son has the time or the means to be his caretaker. Ennis is about to be a father himself. His cellphone twitches and buzzes repeatedly with calls from his pregnant girlfriend. To prepare for the coming of the baby, Ennis is trying to add shifts at the restaurant where he works.</w:t>
         <w:br/>
-        <w:t xml:space="preserve">  ''The neighborhood would not be half as interesting if it didn't have the galleries, which bring vitality and life to an area that would otherwise be just a bunch of residential buildings,'' said Mr. Naman. One of his projects is a 20-story condo tower designed by the French architect Jean Nouvel. </w:t>
+        <w:t xml:space="preserve">  Malcolm has just collected a master's degree from the University of Connecticut and has a summer job lined up in Kansas City working for the Environmental Protection Agency. But as he confides reluctantly to Ennis, he hopes to head back east in the fall for a more satisfying, permanent gig. </w:t>
         <w:br/>
-        <w:t xml:space="preserve">  What some say amounts to Manhattan's biggest land grab since a handful of Native Americans took a few beads in trade for the entire borough gets high grades for the most part, but that was not always the case. Developers balked -- and some who wanted it torn down threatened to sue -- when Friends of the High Line was formed in 1999 and proposed the idea of turning the railroad bed into an elevated park. Six years later, the corridor is like catnip to the same developers, with more than a dozen projects planned and countless others being considered. </w:t>
+        <w:t xml:space="preserve">  Mr. Jackson's writing is at its finest in depicting the loving but complicated relationship between the brothers. Both are smart young men who share a playful sense of fun  -- they team up to kidnap a monstrous garden gnome from a few houses down  -- but their lives have already begun to diverge radically. It is clear to both of them (and to their father too) that only Malcolm will have the chance to escape the working-class poverty they were born into, although neither wants to dig too deeply into the truth of their lives. </w:t>
         <w:br/>
-        <w:t xml:space="preserve">  At the southern end of the High Line, at Gansevoort Street in the meatpacking district, the Dia:Chelsea museum will serve as anchor for the new neighborhood, with a tony 330-room Andre Balazs hotel, the Standard, nearby. One block north, 10 stories of commercial space will be added to the building on the southwest corner of 14th Street and 10th Avenue, and the adjacent building will likewise be converted to commercial space, according to Charles Blakeman of High Line Development LLC. </w:t>
+        <w:t xml:space="preserve">  When Malcolm tells Ennis he'd rather  return to Connecticut because the E.P.A. job is ''not really what I want to do,'' a mild anger flares.</w:t>
         <w:br/>
-        <w:t xml:space="preserve">  At 16th Street, between 9th and 10th Avenues, partners in the Chelsea Market, Stephan Zoukis, who is a partner at Jamestown Properties, and Irwin Cohen, have hired Gwathmey Siegel &amp; Associates Architects to explore adding a residential component to the popular shopping complex, which will also be home to Mr. Morimoto's restaurant. Across the street, at 85 10th Avenue, is where Del Posto, Mr. Batali's new restaurant with Joseph Bastianich and his mother, Lidia Bastianich, is to open sometime in the next month. Craftsteak, Mr. Colicchio's restaurant, is to follow next year. </w:t>
+        <w:t xml:space="preserve">  ''You think I want to spend the rest of my life dishing out potato salad and coming home smelling like charred meat?'' Ennis asks coolly. ''All the things I want to do have taken a back burner to the things I have to do.''</w:t>
         <w:br/>
-        <w:t xml:space="preserve">  Where the Chelsea Garden Center once stood, on the east side of 10th Avenue between 16th and 17th Streets, the Related Companies and Taconic Investment Partners plan a 23-story tower that will have 200 condos and 250 rentals, with stores on the 10th Avenue side. Related is also considering development at 30th Street and 10th Avenue, where the High Line ends, but no details are available, according to David J. Wine, vice chairman of the company.</w:t>
+        <w:t xml:space="preserve">  Under the sensitive direction of Thomas Kail, the actors' warm performances help compensate for the sometimes slack pace of the writing. Mr. Battiste is immensely appealing as Ennis, who is already compensating for the frustrations of his life by drinking a little too much and maybe even chasing after women who don't plague him with demands. </w:t>
         <w:br/>
-        <w:t xml:space="preserve">  Diagonally opposite the Related project, on the block that stretches between 10th and 11th Avenues and 17th and 18th Streets, Edison Properties will be constructing two mixed commercial and residential buildings, both designed by Robert A. M. Stern Architects, replacing two parking lots. Both buildings have been controversial because of their height, one topping out at 25 to 30 stories, the other at 35 to 40 stories -- more than double most of the other new projects. </w:t>
+        <w:t xml:space="preserve">  Neither the actor nor Mr. Jackson demonizes his behavior; we see how easy it is for young men like him  -- intelligent and well intentioned but without the drive to fight against life's everyday pressures  -- to get ''stuck'' in places that it's hard to get out of.</w:t>
         <w:br/>
-        <w:t xml:space="preserve">  The community fought the heights of these buildings but lost. Melva Max, the owner of La Luncheonette, across the street from the Edison projects, who has lived in the neighborhood since opening the restaurant 18 years ago, worries about density and how the tall buildings will obscure views of the new 6.7-acre High Line park. </w:t>
+        <w:t xml:space="preserve">  Mr. Miller portrays the conflict in Malcolm between his duty to his family and his hopes for himself with an affecting clarity and simplicity. Mr. Pierce (''The Wire'') is also fine as the father who is embarrassed at his physical frailty, but agonized at the thought that he has become a burden to his family, not the bedrock he had hoped to be. </w:t>
         <w:br/>
-        <w:t xml:space="preserve">  ''You won't even see the High Line any more and there won't be any light,'' Ms. Max said. ''What are they going to do, put grow lights in there?''</w:t>
+        <w:t xml:space="preserve">  William's beloved wife returns to haunt his dreams in an ill-conceived scene in the first act. It breaks the play's naturalistic spell a little abruptly, and is also too clumsy in the obviousness with which Mr. Jackson uses the device to fill in the back story of their marriage. Nor does it seem likely that a man dreaming of his dead wife would conjure an image of her spilling forth her disappointments, as at a marriage-counseling session.</w:t>
         <w:br/>
-        <w:t xml:space="preserve">  On 11th Avenue between 18th and 19th Streets, the buildings are on a smaller scale. Work has begun on a project by the Georgetown Company and IAC/InterActiveCorp, a nine-story building that will be the architect Frank Gehry's first in New York. Adjacent to the Kitchen Theater Company, it will serve as headquarters for IAC's Home Shopping Network, Ticketmaster, Lending Tree, Expedia.com, Match.com and Citysearch. Georgetown is also in the predevelopment stage of a mixed-use building, likewise designed by Frank Gehry, that is to occupy the 10th Avenue side of the block. </w:t>
+        <w:t xml:space="preserve">  ''We don't talk anymore,'' Sonia says. ''Not like we used to. I'm lonely.'' Sonia, who is played with an earthbound warmth by Ms. Dickinson, then asks to be taken dancing. Perhaps in the afterlife marital frustrations are more easily cleared up.</w:t>
         <w:br/>
-        <w:t xml:space="preserve">  As per the new zoning, midblock buildings will be smaller in scale than those on the avenues. On the north side of 18th Street east of 10th Avenue, Madison Equities plans a 12-story residential structure, with gallery configurations at ground level. </w:t>
+        <w:t xml:space="preserve">  BROKE-OLOGY</w:t>
         <w:br/>
-        <w:t xml:space="preserve">  Adjacent to the Kitchen on the south side of 19th Street, Bishop's Court Realty is to begin construction next month on an 11-story residential building designed by the architect Annabelle Seldorf. It will replace a three-story vacant warehouse, according to John Jacobson, a partner in the company. </w:t>
+        <w:t xml:space="preserve">  By Nathan Louis Jackson; directed by Thomas Kail; sets by Donyale Werle; costumes by Emily Rebholz; lighting by Jason Lyons; sound by Jill B C DuBoff. Presented by Lincoln Center Theater under the direction of Andre Bishop and Bernard Gersten. At the Mitzi E. Newhouse Theater, Lincoln Center; (212) 239-6200. Through Nov. 22. Running time: 2 hours. </w:t>
         <w:br/>
-        <w:t xml:space="preserve">  The Jean Nouvel building being built by Alf Naman, in partnership with Cape Advisors, is to be at 11th Avenue and 19th Street, in place of a parking lot. A block away, Tamarkin Architects P.C. plans a 12-story condo tower on the southeast corner of 10th Avenue and 19th Street, once the site of a driving school. </w:t>
-        <w:br/>
-        <w:t xml:space="preserve">  On 21st Street, the General Theological Seminary has proposed a 17-story residential tower on Ninth Avenue, at the east side of its historic campus, which occupies the entire block. </w:t>
-        <w:br/>
-        <w:t xml:space="preserve">  At 23rd Street and 10th Avenue, the developer Leviev Boymelgreen is to break ground next spring on a residential tower with retail stores at street level, where a gasoline station once stood. On the north side of 23rd Street, between 10th and 11th Avenues, Alf Naman is to build a 12-story apartment building, behind which, on 24th Street, there will be two small galleries and a retail complex. Alf Naman is also planning a 12-story residential building on the north side of 24th Street and west of 10th Avenue.</w:t>
-        <w:br/>
-        <w:t xml:space="preserve">  Developers are reluctant to speculate on prices for new residential buildings, none of which will open before 2007. Recent sales of new apartments in the area include $2.7 million for a triplex penthouse in the Chelsea Club, on West 19th Street near 10th Avenue, and $3.65 million for one of four penthouses at the 14-story Vesta 24, nearing completion on 10th Avenue near 24th Street. </w:t>
-        <w:br/>
-        <w:t xml:space="preserve">  Demand for new apartments in the neighborhood will not be a problem if the Vesta 24 is any indication. ''All the two-bedroomapartments sold out within 36 hours,'' said Jim Brawders, senior vice president for the Corcoran Group. When the sales occurred a year ago, prices on a two-bedroom ranged from $1.1 million to $1.4 million. </w:t>
-        <w:br/>
-        <w:t xml:space="preserve">  On West 25th Street close to 11th Avenue, floors of the Chelsea Arts Tower, a 20-story commercial condo tower under construction, have been selling for $750 to $1,200 a square foot, or an average of $3 million, according to Stuart Siegel, managing director of Grubb &amp; Ellis, which is marketing the building. Designed to house galleries and private collections, the 75,000-square-foot structure will open in August. </w:t>
-        <w:br/>
-        <w:t xml:space="preserve">  Area rents will probably be higher than in the adjacent Chelsea historic district, but they are also hard to predict. At the Tate, a rental building with two towers on 23rd Street that was built by Related and opened in late 2001, rents range from $2,300 for a studio to $6,500 for a two-bedroom, two-bath unit with a terrace, according to Mr. Wine. </w:t>
-        <w:br/>
-        <w:t xml:space="preserve">  Sites for the affordable-housing units have not yet been determined but will be designed for a broad swath of working people, not just the poorest of the poor, according to Lee Compton, chairman of Community Board 4. Chelsea has historically been a working-class area, but hurtling gentrification over the last two decades has forced many of those people out and isolated those who remain, particularly in places like the Fulton Houses, the 944-unit public housing project on Ninth Avenue between 16th and 19th Streets. </w:t>
-        <w:br/>
-        <w:t xml:space="preserve">  ''We were a blue-collar neighborhood where people had lived for 40 or 50 years,'' Mr. Compton said. ''We wanted to preserve the opportunity for them and their children to stay in the community. We didn't want it to become completely gentrified.'' </w:t>
-        <w:br/>
-        <w:t xml:space="preserve">  Del Posto will be the latest arrival on a restaurant row that includes established hot spots like Florent, Jean-Georges Vongerichten's Spice Market, La Luncheonette, the Red Cat and Bottino. There are also the other newcomers: Cookshop, the Korean-infused D'or Ahn, and Stephen Starr's Buddakan, as well as Craftsteak and Mr. Morimoto's restaurant when they open. </w:t>
-        <w:br/>
-        <w:t xml:space="preserve">  Add that lineup to the stellar roster of top-tier architects, a hip hotel, design museum, Hudson River Park, Chelsea Piers and the High Line itself, and what is emerging is a strangely organic yet somewhat self-consciously cutting-edge neighborhood where just about everything passes the style test. If that is the goal, it appears to be succeeding in ways no one ever imagined. </w:t>
-        <w:br/>
-        <w:t xml:space="preserve">  ''It makes the city young, attractive and exciting and it will bring people to New York to visit, to work and to look at it,'' said Amanda M. Burden, commissioner of the Department of City Planning. ''It puts us on the world stage in a whole new way.'' </w:t>
-        <w:br/>
-        <w:t xml:space="preserve">  The high-profile architects are a big part of that. It is something the art galleries and the reinvented High Line, with its $130 million price tag, laid the groundwork for, according to Joseph Rose, partner in the Georgetown Company and a former planning commissioner. ''The art world has brought a sensibility that creates a context where the commitment to first-class architecture is not something that's alien,'' Mr. Rose said. ''This is clearly a recognition on the part of the private sector that there is value in being open to and investing in architectural quality.'' </w:t>
-        <w:br/>
-        <w:t xml:space="preserve">  If clubs in the area -- and there are many, like Bungalow 8, Spirit, Glass, Crobar and Marquee -- become casualties of development, many area residents won't miss the chaos of late-night traffic and noise. Gallery owners worry about the same fate, and whether they will eventually have to move out of Chelsea the way many moved from SoHo as real estate prices soared. </w:t>
-        <w:br/>
-        <w:t xml:space="preserve">  Magda Sawon, the owner of the 20-year-old Postmasters Gallery on 10th Avenue, migrated to Chelsea from SoHo eight years ago and was in the East Village before that. She views 5,000 high-income newcomers as potential art viewers and art shoppers but worries about the effect increasing costs will have on the rent galleries pay. </w:t>
-        <w:br/>
-        <w:t xml:space="preserve">  ''The radical work which guides art and makes it progress will get priced out,'' she said. </w:t>
-        <w:br/>
-        <w:t xml:space="preserve">  Frank Maresca, a partner in the 27-year-old Ricco/Maresca Gallery, which also started in SoHo, said it is hard to imagine people buying in Chelsea and not being influenced by the gallery scene or wanting to support it. But he acknowledged that the vitality of the Chelsea art community is impossible to predict. </w:t>
-        <w:br/>
-        <w:t xml:space="preserve">  ''Right now, the art market is hot, but art is of the moment and when the moment is over, it won't be there,'' he said. ''If you want to know the future, just look at the past.''</w:t>
-        <w:br/>
+        <w:t xml:space="preserve">  WITH: Francois Battiste (Ennis King), Crystal A. Dickinson (Sonia King), Alano Miller (Malcolm King) and Wendell Pierce (William King). </w:t>
         <w:br/>
         <w:br/>
         <w:t>http://www.nytimes.com</w:t>
-        <w:br/>
-        <w:t>Correction</w:t>
-        <w:br/>
-        <w:br/>
-        <w:br/>
-        <w:t>An article and picture caption last Sunday about planned development along the High Line elevated railroad track in Chelsea misspelled the name of a restaurant that has been in the neighborhood for 18 years. It is La Lunchonette, not La Luncheonette.</w:t>
-        <w:br/>
-        <w:t>Correction-Date: December 25, 2005</w:t>
         <w:br/>
         <w:br/>
         <w:t>Graphic</w:t>
@@ -135,13 +92,7 @@
         <w:br/>
         <w:t xml:space="preserve"> </w:t>
         <w:br/>
-        <w:t>Photos: GOING UP -- The High Line, above, looking north from 19th Street. Frank Maresca, from left, a partner in the Ricco/Maresca Gallery</w:t>
-        <w:br/>
-        <w:t>Melva Max, the owner of La Luncheonette</w:t>
-        <w:br/>
-        <w:t>and the developers Craig D. Wood of Cape Advisors Inc. and Alf Naman of Alf Naman Real Estate Advisors. (Photographs by MARILYNN K. YEE/The New York Times)(pg. 1)</w:t>
-        <w:br/>
-        <w:t xml:space="preserve"> DEFINING CHANGE -- The High Line, left, heading south from 19th Street, and crossing 10th Avenue at 16th Street, below. Magda Sawon, the owner of the Postmasters Gallery, above. (Photographs by MARILYNN K. YEE/The New York Times)(pg. 9)Map of Manhattan highlighting The High Line and approved residential or mixed-use buildings and approved commercial buildings. (pg. 9)</w:t>
+        <w:t>PHOTOS: From left, Francois Battiste, Wendell Pierce and Alano Miller in the family drama  ''Broke-ology.''(PHOTOGRAPH BY SARA KRULWICH/THE NEW YORK TIMES)</w:t>
       </w:r>
     </w:p>
     <w:sectPr>

--- a/example_articles/states/Kansas/2.states_Kansas_New_York_Times.docx
+++ b/example_articles/states/Kansas/2.states_Kansas_New_York_Times.docx
@@ -7,7 +7,7 @@
         <w:pStyle w:val="Heading1"/>
       </w:pPr>
       <w:r>
-        <w:t>Sons Caught Between Their Dreams and Their Duties</w:t>
+        <w:t>What to Do With Our Covid Rage</w:t>
       </w:r>
     </w:p>
     <w:p>
@@ -17,22 +17,22 @@
     </w:p>
     <w:p>
       <w:r>
-        <w:t>Date: 2009-10-06</w:t>
+        <w:t>Date: 2021-08-07</w:t>
       </w:r>
     </w:p>
     <w:p>
       <w:r>
-        <w:t>Section: Section C; Column 0; The Arts/Cultural Desk; Pg. 2; THEATER REVIEW 'BROKE-OLOGY'</w:t>
+        <w:t>Section: OPINION; sunday</w:t>
       </w:r>
     </w:p>
     <w:p>
       <w:r>
-        <w:t>Source file: NYT/36.DOCX</w:t>
+        <w:t>Source file: NYT/9.DOCX</w:t>
       </w:r>
     </w:p>
     <w:p>
       <w:r>
-        <w:t>Raw locations result, 'locations': ['Kansas']</w:t>
+        <w:t>Raw locations result, 'locations': ['Kansas', 'NA']</w:t>
       </w:r>
     </w:p>
     <w:p>
@@ -49,50 +49,67 @@
     </w:p>
     <w:p>
       <w:r>
-        <w:t>The fraying family has been a staple of the national stage almost since the American theater grew up in the early 20th century. The genre's durability is tested yet again in ''Broke-ology,''   a well-observed but underpowered play by Nathan Louis Jackson about the strains eating away at the unity of a small, tight-knit black family in Kansas City, Kan.</w:t>
+        <w:t>In the spring, I received my Covid-19 vaccination shots from county health workers in an old building on the main street of a tiny Kansas town. My first dose came from a quiet nurse wearing a plastic visor over his N95 mask and a leather cowboy belt with ornate metal inlays. My second dose came from a smiling older woman who, when I reported with vague concern that I had experienced strong side effects from the first shot, patted me on the shoulder and said, "It's better than a tube down your throat, hon."</w:t>
         <w:br/>
-        <w:t xml:space="preserve">  Mr. Jackson's warm, lightly comic drama, which opened on Monday night at the Mitzi E. Newhouse Theater under the auspices of Lincoln Center Theater, does not really gain much steam until late in the first act. The play's depiction of a simmering confrontation between two sons over the care of their ailing father rises to a compelling dramatic pitch only in the final scenes. But Mr. Jackson writes easygoing, believable dialogue, and the play is moving in its exploration of how time and circumstance  -- and the hard fact of poverty  --  can diminish hope, divide loving siblings and ultimately extinguish life itself.</w:t>
+        <w:t>Fellow county residents waited their turn in muddy boots and faded work jackets while the April wind stirred their fields of early wheat. There was corn to plant, but they had found time to make long drives to what was then the only vaccination site in 500 square miles. Our ages, politics and backgrounds varied, but we were mostly white, rural people who wanted to live.</w:t>
         <w:br/>
-        <w:t xml:space="preserve">  A brief, insubstantial prologue, set in 1982, introduces us to William and Sonia King (Wendell Pierce and Crystal A. Dickinson), who are expecting their first child. Shadows of the bars on the windows can be seen through the frilled curtains of their homey, cluttered house.  (The set by Donyale Werle is remarkable for its lived-in detailing, right down to the upside-down ketchup bottle in the refrigerator door.) As they settle into each other's arms for a nap, Sonia speaks with hope of a happier future, when the family will live in a larger house and their children ''will grow up to be wise and live lives that make us proud.'' </w:t>
+        <w:t>Today, the wheat has been harvested and the corn is high, but still roughly one in three people approved for the vaccine across the country has not yet received — in many cases, has willfully refused — a single dose.</w:t>
         <w:br/>
-        <w:t xml:space="preserve">  Life has other plans for the King family, unfortunately. The summer of 2009 finds William a widower of 15 years with an increasingly debilitating case of multiple sclerosis. His two grown sons, the jovial, cocky Ennis (Francois Battiste) and the more serious-minded Malcolm (Alano Miller), try to cheer him with a game of dominoes, but the state of William's health, and the prospects for his future, are on everyone's mind. </w:t>
+        <w:t>Abetted by that slow rollout, Covid-19 has resurged. Following a short, beautiful moment of relaxed precautions while cases were down at the start of summer, we again don masks, change plans and worry about how to keep ourselves and our loved ones safe. Vaccination rates are on the rise as the hesitant become less so, but the coronavirus will likely be with us indefinitely. How does one process this brutal reality?</w:t>
         <w:br/>
-        <w:t xml:space="preserve">  Neither son has the time or the means to be his caretaker. Ennis is about to be a father himself. His cellphone twitches and buzzes repeatedly with calls from his pregnant girlfriend. To prepare for the coming of the baby, Ennis is trying to add shifts at the restaurant where he works.</w:t>
+        <w:t>Many vaccinated Americans are tired, disgusted and eager to assign blame. Public health experts and government officials, including some Republicans, have shifted from sensitive prodding to firm condemnation of those forgoing vaccination. Private conversations among the inoculated take an even less diplomatic turn: "We were so close, and these stupid, unvaccinated jerks ruined it for the rest of us."</w:t>
         <w:br/>
-        <w:t xml:space="preserve">  Malcolm has just collected a master's degree from the University of Connecticut and has a summer job lined up in Kansas City working for the Environmental Protection Agency. But as he confides reluctantly to Ennis, he hopes to head back east in the fall for a more satisfying, permanent gig. </w:t>
+        <w:t>Fatigue and outrage are appropriate emotions, considering all that has been lost to Covid-19: lives, jobs, experiences, money, physical and mental health. But those feelings, if not properly channeled, can themselves take a heavy toll. What do we do with our anger?</w:t>
         <w:br/>
-        <w:t xml:space="preserve">  Mr. Jackson's writing is at its finest in depicting the loving but complicated relationship between the brothers. Both are smart young men who share a playful sense of fun  -- they team up to kidnap a monstrous garden gnome from a few houses down  -- but their lives have already begun to diverge radically. It is clear to both of them (and to their father too) that only Malcolm will have the chance to escape the working-class poverty they were born into, although neither wants to dig too deeply into the truth of their lives. </w:t>
+        <w:t>*</w:t>
         <w:br/>
-        <w:t xml:space="preserve">  When Malcolm tells Ennis he'd rather  return to Connecticut because the E.P.A. job is ''not really what I want to do,'' a mild anger flares.</w:t>
+        <w:t>I am a progressive woman who resides in a conservative state. I am on record in this fractured political era as a proponent of maintaining connection across gulfs of understanding, with the caveat that this civic burden falls to people whose social privileges allow them to engage safely with the other side. But seeking to understand dangerous behaviors and beliefs is quite different from permitting them. By many accounts an amiable person, I once yelled at a truck stop full of unmasked people to read the sign on the goddamn door.</w:t>
         <w:br/>
-        <w:t xml:space="preserve">  ''You think I want to spend the rest of my life dishing out potato salad and coming home smelling like charred meat?'' Ennis asks coolly. ''All the things I want to do have taken a back burner to the things I have to do.''</w:t>
+        <w:t>Fury — collective, generational, political, cultural, individual — is utterly familiar to me, more so than the happy serenity of my current life. I was a child in poverty during the 1980s "farm crisis," when federal policies favoring big corporations devastated rural communities. Everywhere I turned, something was dying: the local grocery store, the family farm, the cancer victims whose water supply contained agricultural runoff. There was joy in my family, but there was also addiction, abuse and neglect that drew from a deep well of justifiable rage and sorrow.</w:t>
         <w:br/>
-        <w:t xml:space="preserve">  Under the sensitive direction of Thomas Kail, the actors' warm performances help compensate for the sometimes slack pace of the writing. Mr. Battiste is immensely appealing as Ennis, who is already compensating for the frustrations of his life by drinking a little too much and maybe even chasing after women who don't plague him with demands. </w:t>
+        <w:t>Anger is a contagious energy that jumps quickly from one person to the next. It will seize your mind and body as its host. If allowed to explode, it will hurt others. If allowed to implode, it will hurt you. I had to learn early how to transmute it for the sake of my own survival. I found that it can be the source of a powerful alchemy. If we are up to the task, it could help us create something good together.</w:t>
         <w:br/>
-        <w:t xml:space="preserve">  Neither the actor nor Mr. Jackson demonizes his behavior; we see how easy it is for young men like him  -- intelligent and well intentioned but without the drive to fight against life's everyday pressures  -- to get ''stuck'' in places that it's hard to get out of.</w:t>
+        <w:t>That alchemy begins with awareness. Are we justified in our indignation? Do we have the facts? If we do not understand the problem, our feelings are untethered from reality. Untethered anger tends to be unproductive and selfish, delighting our egos rather than directing us toward necessary action.</w:t>
         <w:br/>
-        <w:t xml:space="preserve">  Mr. Miller portrays the conflict in Malcolm between his duty to his family and his hopes for himself with an affecting clarity and simplicity. Mr. Pierce (''The Wire'') is also fine as the father who is embarrassed at his physical frailty, but agonized at the thought that he has become a burden to his family, not the bedrock he had hoped to be. </w:t>
+        <w:t>So when you are ready — and if you are never ready, whether because you mourn a loved one's death or your altered future, I won't judge — let us hold our rage in our hands and look closely to see what it contains.</w:t>
         <w:br/>
-        <w:t xml:space="preserve">  William's beloved wife returns to haunt his dreams in an ill-conceived scene in the first act. It breaks the play's naturalistic spell a little abruptly, and is also too clumsy in the obviousness with which Mr. Jackson uses the device to fill in the back story of their marriage. Nor does it seem likely that a man dreaming of his dead wife would conjure an image of her spilling forth her disappointments, as at a marriage-counseling session.</w:t>
+        <w:t>*</w:t>
         <w:br/>
-        <w:t xml:space="preserve">  ''We don't talk anymore,'' Sonia says. ''Not like we used to. I'm lonely.'' Sonia, who is played with an earthbound warmth by Ms. Dickinson, then asks to be taken dancing. Perhaps in the afterlife marital frustrations are more easily cleared up.</w:t>
+        <w:t>Our national conversation has reached the point where many Americans are done with any and all excuses offered by the unvaccinated. Some of the inoculated are not just self-righteous but downright venomous, arguing on social media that hospitals should refuse to admit unvaccinated Covid-19 patients, calling them trash and wishing them a painful death. Residents of blue America have pronounced this a red-America problem. "Our state did a great job fighting the pandemic," one person tweeted. "Our reward? The mouth-breathing knuckle-draggers in adjacent red states flooded their hospitals and spilled over into ours."</w:t>
         <w:br/>
-        <w:t xml:space="preserve">  BROKE-OLOGY</w:t>
+        <w:t>Old political resentments have found a new outlet in the fraught vaccine debate. "I've been pissed off since Reagan was elected," another Twitter user quipped in a thread parsing the emotions of the vaccinated. Exhausted, despairing minds find comfort in turning complex realities into simple, opposing categories. The noble, upstanding vaccinated American and the selfish, stupid, unvaccinated one. The good liberal citizen and the far-right anti-vaxxer.</w:t>
         <w:br/>
-        <w:t xml:space="preserve">  By Nathan Louis Jackson; directed by Thomas Kail; sets by Donyale Werle; costumes by Emily Rebholz; lighting by Jason Lyons; sound by Jill B C DuBoff. Presented by Lincoln Center Theater under the direction of Andre Bishop and Bernard Gersten. At the Mitzi E. Newhouse Theater, Lincoln Center; (212) 239-6200. Through Nov. 22. Running time: 2 hours. </w:t>
+        <w:t>Available images reinforce these notions. A vocal contingent of conservatives appears at meetings holding hypocritical signs about liberty, on the Internet sharing memes about liberal sheep, on the nightly news spitting on public health officials. They command attention, and their share of the unvaccinated will increase as more persuadable people get their shots. But they are not yet the overwhelming majority of the vaccine reluctant. A study of survey results from March showed that 16 percent of eligible Americans refused the vaccine because of skepticism about the pandemic, marked by a belief in at least one conspiracy theory. The same study found that a higher number, some 22 percent, hadn't gotten vaccinated because of concerns about cost, safety or systems that previously did them wrong. Millions more, of course, are children under 12 and those disqualified by underlying health conditions.</w:t>
         <w:br/>
-        <w:t xml:space="preserve">  WITH: Francois Battiste (Ennis King), Crystal A. Dickinson (Sonia King), Alano Miller (Malcolm King) and Wendell Pierce (William King). </w:t>
+        <w:t>My white, working-class family contains liberal women and men who have been vaccinated; liberal men who have not for fear of losing a day of work to side effects; conservative men who refuse under the influence of disinformation; liberal women and men who have delayed for fear of the for-profit health care industry; and conservative women who are considering getting their first dose. My grandmother — a former Bernie Sanders voter, a childhood polio survivor and a strong compulsory vaccination proponent — was the first among us to get a shot.</w:t>
         <w:br/>
+        <w:t>I cringe when I see the rampant stereotypes on social media painting the unvaccinated as rural white folks, by now a frequent scapegoat for our country's ills. "Spreadnecks," I've seen them newly termed (as in, "rednecks" spreading the virus). Never mind that, per the C.D.C., the daily case rates in urban and nonmetropolitan areas closely track one another.</w:t>
         <w:br/>
-        <w:t>http://www.nytimes.com</w:t>
+        <w:t>This archetypal bumpkin villain of post-Trump America has long received too much credit in a country where Trumpism thrives in affluent, white urban communities bursting with college degrees. In handling the pandemic, such misdirection of attention keeps us from what we should be doing: trying to reach the vast group of people who might choose vaccination if barriers to access and knowledge were removed.</w:t>
         <w:br/>
+        <w:t>*</w:t>
         <w:br/>
-        <w:t>Graphic</w:t>
+        <w:t>One overlooked barrier, as ever in this country, is socioeconomic class. Polls conducted by the Kaiser Family Foundation earlier this year found that working-class people — white, Black, Hispanic, Democrat, Republican — were less likely to be vaccinated. Vaccination rates for Black and white college graduates, meanwhile, were almost identical. The so-called "uneducated" of all races and backgrounds are hampered not by a lack of good sense but by a lack of money and power. Their education status keeps their income low, and income predicts insurance status. When the highly contagious Delta variant was taking hold, uninsured Americans had the lowest vaccination rate of 22 subgroups examined byKaiser.</w:t>
         <w:br/>
+        <w:t>Having gone without health insurance for much of my life, I can attest that the experience does not promote trust in the health care system, better known to the uninsured as a crippling source of debt than a helpful provider of cures. The Center for Economic and Policy Research found that states with higher rates of insured people generally have higher vaccination rates. People of color are disproportionately uninsured, as conditions of class — poverty and lack of education — intersect with systemic racism. Nonetheless, myriad news stories investigating the vaccination divide fail to mention the words class, education or income once.</w:t>
         <w:br/>
-        <w:t xml:space="preserve"> </w:t>
+        <w:t>The longer we spend furious at the bad actors among us, the further we move from the truth: That many unvaccinated people are scared just like us, and that with the right help and information, they would sit down next to nurses and pull up their sleeves. We must instead turn our anger into actions that help our cause.</w:t>
         <w:br/>
-        <w:t>PHOTOS: From left, Francois Battiste, Wendell Pierce and Alano Miller in the family drama  ''Broke-ology.''(PHOTOGRAPH BY SARA KRULWICH/THE NEW YORK TIMES)</w:t>
+        <w:t>We can demand public-health mandates, political blowback be damned. We can communicate with the cost-anxious and wait-and-see people who remain open-minded despite skepticism wrought by a lifetime of disadvantage. We can do good deeds to negate harmful ones, like donating money to a nonprofit health clinic when we see anti-science protesters on the sidewalk or in the news. We can also, in my opinion, occasionally tell those protesters to screw off, if it gets us to our next moment of grace. (I didn't say I was enlightened.)</w:t>
+        <w:br/>
+        <w:t>Most importantly, we can direct our rage not at lost individuals but at systems of power that made our grim national death count the only plausible outcome. Is it so shocking that a caste-based society that exalts individualism and prioritizes profit above wellness — one of the only industrialized nations without universal health care — would fail to rise to the challenges of a collective health crisis?</w:t>
+        <w:br/>
+        <w:t>Despite our failings of national character, Americans were the fortunate few at the front of an eight-billion-person line, saved by stockpiles of quickly developed vaccines that poor countries around the world have struggled to access. We were among the first of our entire species invited to receive a tremendous feat of modern science into our blood — a choice that hundreds of thousands of Covid-19 victims, who died before vaccines were available to them, did not live to make. Those of us who get the vaccines, current data tells us, will almost certainly survive this pandemic and even a lifetime of seasonal, endemic Covid-19 outbreaks.</w:t>
+        <w:br/>
+        <w:t>Maintaining that perspective can be hard when staying healthy requires keeping track of case counts, changing guidelines, the science of booster shots and the safety rankings of face masks. So when all else fails, if your anger at "the unvaccinated" feels unbearable, focus less on those whose actions are beyond your control. Remember how you felt last spring, at a city stadium or a suburban pharmacy or a rural community building, when you got a shot. How will you remember its blessing? What will you do with the life that it saved?</w:t>
+        <w:br/>
+        <w:t>Sarah Smarsh is the author of "Heartland: A Memoir of Working Hard and Being Broke in the Richest Country on Earth."</w:t>
+        <w:br/>
+        <w:t>The Times is committed to publishing a diversity of letters to the editor. We'd like to hear what you think about this or any of our articles. Here are some tips. And here's our email: letters@nytimes.com.</w:t>
+        <w:br/>
+        <w:t>Follow The New York Times Opinion section on Facebook, Twitter (@NYTopinion) and Instagram.</w:t>
+        <w:br/>
+        <w:t>PHOTO:  (PHOTOGRAPH BY Joan Wong FOR THE NEW YORK TIMES)</w:t>
       </w:r>
     </w:p>
     <w:sectPr>

--- a/example_articles/states/Kansas/2.states_Kansas_New_York_Times.docx
+++ b/example_articles/states/Kansas/2.states_Kansas_New_York_Times.docx
@@ -32,7 +32,7 @@
     </w:p>
     <w:p>
       <w:r>
-        <w:t>Raw locations result, 'locations': ['Kansas', 'NA']</w:t>
+        <w:t>Raw locations result, 'locations': ['Kansas']</w:t>
       </w:r>
     </w:p>
     <w:p>

--- a/example_articles/states/Kansas/2.states_Kansas_New_York_Times.docx
+++ b/example_articles/states/Kansas/2.states_Kansas_New_York_Times.docx
@@ -32,7 +32,7 @@
     </w:p>
     <w:p>
       <w:r>
-        <w:t>Raw locations result, 'locations': ['Kansas']</w:t>
+        <w:t>Raw locations result, 'locations': ['Kansas', 'NA']</w:t>
       </w:r>
     </w:p>
     <w:p>
